--- a/checklist/pages/zgody-klauzule-i-regulamin-newslettera/zgody-klauzule-i-regulamin-newslettera.ua.docx
+++ b/checklist/pages/zgody-klauzule-i-regulamin-newslettera/zgody-klauzule-i-regulamin-newslettera.ua.docx
@@ -42,54 +42,7 @@
         <w:pStyle w:val="Heading1"/>
       </w:pPr>
       <w:r>
-        <w:t>2. Чекбокси згод</w:t>
-      </w:r>
-    </w:p>
-    <w:p>
-      <w:r>
-        <w:t>Обов’язковий (купівля / реєстрація):</w:t>
-      </w:r>
-    </w:p>
-    <w:p>
-      <w:pPr>
-        <w:pStyle w:val="ListBullet"/>
-      </w:pPr>
-      <w:r>
-        <w:t>Я приймаю Правила та Політику конфіденційності. [обов’язкове поле]</w:t>
-      </w:r>
-    </w:p>
-    <w:p>
-      <w:r>
-        <w:t>Необов’язкові:</w:t>
-      </w:r>
-    </w:p>
-    <w:p>
-      <w:pPr>
-        <w:pStyle w:val="ListBullet"/>
-      </w:pPr>
-      <w:r>
-        <w:t>Я хочу отримувати розсилку з інформацією про новинки та акції La Petite Bloom на вказану адресу електронної пошти. [необов’язково]</w:t>
-      </w:r>
-    </w:p>
-    <w:p>
-      <w:pPr>
-        <w:pStyle w:val="ListBullet"/>
-      </w:pPr>
-      <w:r>
-        <w:t>Я даю згоду на отримання маркетингової інформації електронними засобами (електронною поштою) відповідно до чинних приписів і Політики конфіденційності. [необов’язково]</w:t>
-      </w:r>
-    </w:p>
-    <w:p>
-      <w:r>
-        <w:t>Згоди мають бути добровільними, НЕ позначеними за замовчуванням і відокремленими від прийняття Правил.</w:t>
-      </w:r>
-    </w:p>
-    <w:p>
-      <w:pPr>
-        <w:pStyle w:val="Heading1"/>
-      </w:pPr>
-      <w:r>
-        <w:t>3. Правила розсилки</w:t>
+        <w:t>2. Правила розсилки</w:t>
       </w:r>
     </w:p>
     <w:p>
@@ -125,34 +78,6 @@
       </w:r>
     </w:p>
     <w:p>
-      <w:pPr>
-        <w:pStyle w:val="Heading1"/>
-      </w:pPr>
-      <w:r>
-        <w:t>4. Текст банера cookie (Cookiebot)</w:t>
-      </w:r>
-    </w:p>
-    <w:p>
-      <w:r>
-        <w:t>Заголовок: «Ми дбаємо про вашу приватність».</w:t>
-      </w:r>
-    </w:p>
-    <w:p>
-      <w:r>
-        <w:t>Текст: «Ми використовуємо файли cookie, необхідні для роботи магазину, а також — за вашою згодою — аналітичні та маркетингові файли cookie. Ви можете прийняти всі, відхилити необов’язкові або перейти до налаштувань».</w:t>
-      </w:r>
-    </w:p>
-    <w:p>
-      <w:r>
-        <w:t>Кнопки: «Прийняти всі» · «Відхилити необов’язкові» · «Налаштування».</w:t>
-      </w:r>
-    </w:p>
-    <w:p>
-      <w:r>
-        <w:t>Категорії в налаштуваннях: Необхідні (завжди активні) · Аналітичні · Маркетингові.</w:t>
-      </w:r>
-    </w:p>
-    <w:p>
       <w:r>
         <w:br w:type="page"/>
       </w:r>
@@ -180,23 +105,6 @@
           <w:sz w:val="18"/>
         </w:rPr>
         <w:t>https://lapetitebloom.com/ua/privacy-policy</w:t>
-      </w:r>
-    </w:p>
-    <w:p>
-      <w:pPr>
-        <w:pStyle w:val="ListBullet"/>
-      </w:pPr>
-      <w:r>
-        <w:rPr>
-          <w:b/>
-        </w:rPr>
-        <w:t xml:space="preserve">Правила — </w:t>
-      </w:r>
-      <w:r>
-        <w:rPr>
-          <w:sz w:val="18"/>
-        </w:rPr>
-        <w:t>https://lapetitebloom.com/ua/terms-of-use</w:t>
       </w:r>
     </w:p>
     <w:sectPr>

--- a/checklist/pages/zgody-klauzule-i-regulamin-newslettera/zgody-klauzule-i-regulamin-newslettera.ua.docx
+++ b/checklist/pages/zgody-klauzule-i-regulamin-newslettera/zgody-klauzule-i-regulamin-newslettera.ua.docx
@@ -21,7 +21,7 @@
     </w:p>
     <w:p>
       <w:r>
-        <w:t>Інтернет-магазин La Petite Bloom · LPB Sp. z o.o. · діє з 24.06.2026</w:t>
+        <w:t>Інтернет-магазин La Petite Bloom · LPB Sp. z o.o. · діє з 01.09.2026 · версія 1.0</w:t>
       </w:r>
     </w:p>
     <w:p>
